--- a/중국어_대화문/2부_docx/2부_10화_커팅웨의_찻잔.docx
+++ b/중국어_대화문/2부_docx/2부_10화_커팅웨의_찻잔.docx
@@ -141,7 +141,7 @@
         <w:t>杜建平:</w:t>
       </w:r>
       <w:r>
-        <w:t xml:space="preserve"> 对。你想想，什么人来，是不用巡逻车在外面转，也不用我们在街口站着的？</w:t>
+        <w:t xml:space="preserve"> 对。你想想，什么样的人来，用不着巡逻车在外面转，也用不着我们在街口站着？</w:t>
       </w:r>
     </w:p>
     <w:p>
@@ -163,7 +163,7 @@
         <w:t>杜建平:</w:t>
       </w:r>
       <w:r>
-        <w:t xml:space="preserve"> 我什么都没说。(转身往门口走，又回过头) 那个天花板，今天最好别让人看出你们心慌。该怎么放盆，还怎么放。</w:t>
+        <w:t xml:space="preserve"> 我什么都没说。(转身往门口走，又回过头) 那个天花板，今天最好别让人看出你们心慌。盆该怎么放，还怎么放。</w:t>
       </w:r>
     </w:p>
     <w:p>
@@ -313,7 +313,7 @@
     </w:p>
     <w:p>
       <w:r>
-        <w:t>(两个人同时看向墙。贴着“不收红包”“不收礼金”几张纸，纸边已经卷了。)</w:t>
+        <w:t>(两个人同时看向墙。贴着“不收红包”“不收礼金”的几张纸，纸边已经卷了。)</w:t>
       </w:r>
     </w:p>
     <w:p>
@@ -384,7 +384,7 @@
         <w:t>梅若兰:</w:t>
       </w:r>
       <w:r>
-        <w:t xml:space="preserve"> 我在律协退下来八年，他今天上午几点从大楼出发，我的一个老同事就几点给我打了电话。(坐下，摘下手套) 我不问你们怎么应付，我只提醒三件事。第一，他不会先谈条件，他会先谈天气、茶和韩守义。第二，他说的每一句话，都有第二层意思。第三，他走了以后，你们俩先别说话，一个钟头以后再说。</w:t>
+        <w:t xml:space="preserve"> 我在律协退下来八年，他今天几点从大楼出发，我的一个老同事就几点给我打了电话。(坐下，摘下手套) 我不问你们怎么应付，我只提醒三件事。第一，他不会先谈条件，他会先谈天气、茶和韩守义。第二，他说的每一句话，都有第二层意思。第三，他走了以后，你们俩先别说话，一个钟头以后再说。</w:t>
       </w:r>
     </w:p>
     <w:p>
@@ -529,7 +529,7 @@
         <w:t>苏敏:</w:t>
       </w:r>
       <w:r>
-        <w:t xml:space="preserve"> (声音很平) 柯书记，我们这儿有一个规矩，先喝杯茶，再说事。烧水是现烧的，要等几分钟，您要是赶时间，可以先说。</w:t>
+        <w:t xml:space="preserve"> (声音很平) 柯书记，我们这儿有一个规矩，先喝杯茶，再说事。水是现烧的，得等几分钟，您要是赶时间，可以先说。</w:t>
       </w:r>
     </w:p>
     <w:p>
@@ -777,7 +777,7 @@
         <w:t>柯庭岳:</w:t>
       </w:r>
       <w:r>
-        <w:t xml:space="preserve"> 见过两次。第一次，他不认识我。第二次，他认识了。(没有说是什么场合，转移话题) 这半年，你们这间屋子，我都有所耳闻。</w:t>
+        <w:t xml:space="preserve"> 见过两次。第一次，他不认识我。第二次，他认识了。(没有说是什么场合，转移话题) 这半年，你们这间屋子的事，我都有所耳闻。</w:t>
       </w:r>
     </w:p>
     <w:p>
@@ -1402,7 +1402,7 @@
         <w:t>葛长林:</w:t>
       </w:r>
       <w:r>
-        <w:t xml:space="preserve"> 我在底下，看着那辆车走的。他下楼的时候，腰板直直的，可是上去的时候……(用手比了比) 肩头是松的。</w:t>
+        <w:t xml:space="preserve"> 我在底下，看着那辆车走的。他上楼的时候，腰板直直的，可是下来的时候……(用手比了比) 肩头是松的。</w:t>
       </w:r>
     </w:p>
     <w:p>
@@ -1636,7 +1636,7 @@
         <w:t>葛长林:</w:t>
       </w:r>
       <w:r>
-        <w:t xml:space="preserve"> (慢吞吞地) 我们老哥几个年轻那时候……吵架比你们凶。吵完，照旧一块儿吃饭。(把小工具箱放在桌上) 苏丫头，沈小子，你们记住，吵架不要紧，别各人把各人的话，锁在抽屉里。</w:t>
+        <w:t xml:space="preserve"> (慢吞吞地) 我们老哥几个年轻那时候……吵架比你们凶。吵完，照旧一块儿吃饭。(把小工具箱放在桌上) 苏丫头，沈小子，你们记住，吵架不要紧，别各自把话锁在抽屉里。</w:t>
       </w:r>
     </w:p>
     <w:p>
@@ -1726,7 +1726,7 @@
         <w:t>苏敏:</w:t>
       </w:r>
       <w:r>
-        <w:t xml:space="preserve"> 你说得对，我们不能只靠一口气。可是……(指着备忘录) 我怕看这个东西看久了，我们就会觉得，其实也不是不能接受。</w:t>
+        <w:t xml:space="preserve"> 你说得对，我们不能只靠一口气。可是……(指着备忘录) 我怕这东西看久了，我们会觉得，其实也不是不能接受。</w:t>
       </w:r>
     </w:p>
     <w:p>
@@ -1906,7 +1906,7 @@
         <w:rPr>
           <w:b/>
         </w:rPr>
-        <w:t>魯迅 『고향(故乡)』:</w:t>
+        <w:t>鲁迅 『고향(故乡)』:</w:t>
       </w:r>
       <w:r>
         <w:t xml:space="preserve"> «其实地上本没有路，走的人多了，也便成了路» — 한국어 해설: '사실 땅 위에는 원래 길이 없었다. 걷는 사람이 많아지니 길이 된 것이다.' 희망은 있다고도 없다고도 할 수 없으며, 많은 사람이 걸을 때 비로소 길이 된다는 루쉰의 마지막 문장. 장면 5에서 苏敏이 柯庭岳의 '和而不同'을 받아, 센터는 이름 붙은 길을 소유하려는 것이 아니라 걷는 사람을 늘리려는 것이라고 대꾸하는 데 쓰인다. 柯가 곧바로 "《故乡》"이라고 출전을 짚어 내는 데서 그의 교양과 그만큼의 노련함이 드러난다.</w:t>
@@ -1932,12 +1932,12 @@
     </w:p>
     <w:p>
       <w:r>
-        <w:t>«话说回来» — 한국어 해설: "그건 그렇고 / 한편 다시 말하자면". 화제를 본론이나 반대 방향으로 돌릴 때 쓰는 구어 연결어. 柯庭岳이 칭찬을 마치고 "열린 문의 위험"으로 슬며시 화제를 돌릴 때, 沈知远에게. 장면 4.</w:t>
+        <w:t>«话说回来» — 한국어 해설: "그건 그렇고 / 한편 다시 말하자면". 화제를 본론으로 돌리거나 다른 쪽으로 틀 때 쓰는 구어 연결어. 柯庭岳이 칭찬을 마치고 "열린 문의 위험"으로 슬며시 화제를 돌릴 때, 沈知远에게. 장면 4.</w:t>
       </w:r>
     </w:p>
     <w:p>
       <w:r>
-        <w:t>«话里有话» — 한국어 해설: "말 속에 다른 뜻이 있다". 겉말과 속뜻이 다른 상황을 가리키는 관용 표현. 柯庭岳이 韩守义의 '후반 문장'을 밝히지 않는 것을 보고 "끝까지 말 속에 뜻을 숨기는 사람"이라고 평하는 대목에서 苏敏·沈知远에게. 장면 6.</w:t>
+        <w:t>«话里有话» — 한국어 해설: "말 속에 다른 뜻이 있다". 겉말과 속뜻이 다른 상황을 가리키는 관용 표현. 柯庭岳이 韩守义의 '후반 문장'이 밝혀지지 않는 것을 보고 "그 사람은 끝까지 말 속에 뜻을 숨겼다"고 평하는 대목(苏敏·沈知远에게). 장면 6.</w:t>
       </w:r>
     </w:p>
     <w:p>

--- a/중국어_대화문/2부_docx/2부_10화_커팅웨의_찻잔.docx
+++ b/중국어_대화문/2부_docx/2부_10화_커팅웨의_찻잔.docx
@@ -384,7 +384,7 @@
         <w:t>梅若兰:</w:t>
       </w:r>
       <w:r>
-        <w:t xml:space="preserve"> 我在律协退下来八年，他今天几点从大楼出发，我的一个老同事就几点给我打了电话。(坐下，摘下手套) 我不问你们怎么应付，我只提醒三件事。第一，他不会先谈条件，他会先谈天气、茶和韩守义。第二，他说的每一句话，都有第二层意思。第三，他走了以后，你们俩先别说话，一个钟头以后再说。</w:t>
+        <w:t xml:space="preserve"> 我在律协退下来三年，他今天几点从大楼出发，我的一个老同事就几点给我打了电话。(坐下，摘下手套) 我不问你们怎么应付，我只提醒三件事。第一，他不会先谈条件，他会先谈天气、茶和韩守义。第二，他说的每一句话，都有第二层意思。第三，他走了以后，你们俩先别说话，一个钟头以后再说。</w:t>
       </w:r>
     </w:p>
     <w:p>
@@ -894,7 +894,7 @@
         <w:t>柯庭岳:</w:t>
       </w:r>
       <w:r>
-        <w:t xml:space="preserve"> 简单说三点。第一，明灯不再是一个没有身份的民间小屋，而是长川市法律援助中心“明灯工作站”，司法局挂牌，名字不改。第二，每年八十万的经费，办公室也可以换。东关街这个旧楼，漏水，对你们的当事人也不安全。</w:t>
+        <w:t xml:space="preserve"> 简单说三点。第一，明灯不再是一个没有身份的民间小屋，而是长川市法律援助中心“明灯工作站”，司法局挂牌，保留“明灯”二字。第二，每年八十万的经费，办公室也可以换。东关街这个旧楼，漏水，对你们的当事人也不安全。</w:t>
       </w:r>
     </w:p>
     <w:p>
@@ -1362,7 +1362,7 @@
         <w:t>柯庭岳:</w:t>
       </w:r>
       <w:r>
-        <w:t xml:space="preserve"> 慢走不送这句话，通常是主人对客人说的。今天，我倒想对你们说一句。(转身，下楼)</w:t>
+        <w:t xml:space="preserve"> “慢走不送”，这话通常是主人对客人说的。今天我反着说：你们的路，你们慢慢走，我不拦，也不送。(转身，下楼)</w:t>
       </w:r>
     </w:p>
     <w:p>
@@ -1386,7 +1386,7 @@
         <w:pStyle w:val="Heading2"/>
       </w:pPr>
       <w:r>
-        <w:t>장면 7 — 같은 날 오후 5시, 센터 — 한 시간의 침묵</w:t>
+        <w:t>장면 7 — 같은 날 오후 5시, 센터 — 한 시간 넘는 침묵</w:t>
       </w:r>
     </w:p>
     <w:p>
@@ -1489,7 +1489,7 @@
         <w:t>梅若兰:</w:t>
       </w:r>
       <w:r>
-        <w:t xml:space="preserve"> 现在五点。我说一个钟头。五点一刻再开口。</w:t>
+        <w:t xml:space="preserve"> 现在五点。他四点走的，我说过一个钟头以后再开口，那就五点一刻。</w:t>
       </w:r>
     </w:p>
     <w:p>
